--- a/12 บรรณานุกรม ใหม่.docx
+++ b/12 บรรณานุกรม ใหม่.docx
@@ -2449,6 +2449,7 @@
     </w:p>
     <w:p>
       <w:pPr>
+        <w:spacing w:after="0"/>
         <w:rPr>
           <w:rFonts w:ascii="TH SarabunPSK" w:hAnsi="TH SarabunPSK" w:cs="TH SarabunPSK"/>
           <w:color w:val="000000" w:themeColor="text1"/>

--- a/12 บรรณานุกรม ใหม่.docx
+++ b/12 บรรณานุกรม ใหม่.docx
@@ -5443,7 +5443,7 @@
       <w:headerReference w:type="default" r:id="rId12"/>
       <w:pgSz w:w="11906" w:h="16838" w:code="9"/>
       <w:pgMar w:top="2160" w:right="1440" w:bottom="1440" w:left="2160" w:header="1440" w:footer="720" w:gutter="0"/>
-      <w:pgNumType w:start="118"/>
+      <w:pgNumType w:start="110"/>
       <w:cols w:space="708"/>
       <w:docGrid w:linePitch="360"/>
     </w:sectPr>

--- a/12 บรรณานุกรม ใหม่.docx
+++ b/12 บรรณานุกรม ใหม่.docx
@@ -544,10 +544,12 @@
         <w:ind w:left="851" w:hanging="851"/>
         <w:jc w:val="thaiDistribute"/>
         <w:rPr>
-          <w:rFonts w:ascii="TH SarabunPSK" w:hAnsi="TH SarabunPSK" w:cs="TH SarabunPSK"/>
-          <w:color w:val="000000" w:themeColor="text1"/>
-          <w:sz w:val="32"/>
-          <w:szCs w:val="32"/>
+          <w:rStyle w:val="Hyperlink"/>
+          <w:rFonts w:ascii="TH SarabunPSK" w:hAnsi="TH SarabunPSK" w:cs="TH SarabunPSK"/>
+          <w:color w:val="000000" w:themeColor="text1"/>
+          <w:sz w:val="32"/>
+          <w:szCs w:val="32"/>
+          <w:u w:val="none"/>
         </w:rPr>
       </w:pPr>
       <w:r>
@@ -658,7 +660,123 @@
           <w:sz w:val="32"/>
           <w:szCs w:val="32"/>
         </w:rPr>
-        <w:t>https://ph02.tci-thaijo.org/index.php/project-journal/article/view/251930</w:t>
+        <w:fldChar w:fldCharType="begin"/>
+      </w:r>
+      <w:r>
+        <w:rPr>
+          <w:rFonts w:ascii="TH SarabunPSK" w:hAnsi="TH SarabunPSK" w:cs="TH SarabunPSK"/>
+          <w:color w:val="000000" w:themeColor="text1"/>
+          <w:sz w:val="32"/>
+          <w:szCs w:val="32"/>
+        </w:rPr>
+        <w:instrText xml:space="preserve"> HYPERLINK "https://ph02.tci-thaijo.org/index.php/project-journal/article/view/251930" </w:instrText>
+      </w:r>
+      <w:r>
+        <w:rPr>
+          <w:rFonts w:ascii="TH SarabunPSK" w:hAnsi="TH SarabunPSK" w:cs="TH SarabunPSK"/>
+          <w:color w:val="000000" w:themeColor="text1"/>
+          <w:sz w:val="32"/>
+          <w:szCs w:val="32"/>
+        </w:rPr>
+      </w:r>
+      <w:r>
+        <w:rPr>
+          <w:rFonts w:ascii="TH SarabunPSK" w:hAnsi="TH SarabunPSK" w:cs="TH SarabunPSK"/>
+          <w:color w:val="000000" w:themeColor="text1"/>
+          <w:sz w:val="32"/>
+          <w:szCs w:val="32"/>
+        </w:rPr>
+        <w:fldChar w:fldCharType="separate"/>
+      </w:r>
+      <w:r>
+        <w:rPr>
+          <w:rStyle w:val="Hyperlink"/>
+          <w:rFonts w:ascii="TH SarabunPSK" w:hAnsi="TH SarabunPSK" w:cs="TH SarabunPSK"/>
+          <w:color w:val="000000" w:themeColor="text1"/>
+          <w:sz w:val="32"/>
+          <w:szCs w:val="32"/>
+          <w:u w:val="none"/>
+        </w:rPr>
+        <w:t>https://ph02.tci-thaijo.org/index.php</w:t>
+      </w:r>
+      <w:r>
+        <w:rPr>
+          <w:rStyle w:val="Hyperlink"/>
+          <w:rFonts w:ascii="TH SarabunPSK" w:hAnsi="TH SarabunPSK" w:cs="TH SarabunPSK"/>
+          <w:color w:val="000000" w:themeColor="text1"/>
+          <w:sz w:val="32"/>
+          <w:szCs w:val="32"/>
+          <w:u w:val="none"/>
+        </w:rPr>
+        <w:t>/project-journal/a</w:t>
+      </w:r>
+    </w:p>
+    <w:p>
+      <w:pPr>
+        <w:spacing w:after="0" w:line="240" w:lineRule="auto"/>
+        <w:ind w:left="851" w:hanging="851"/>
+        <w:jc w:val="thaiDistribute"/>
+        <w:rPr>
+          <w:rFonts w:ascii="TH SarabunPSK" w:hAnsi="TH SarabunPSK" w:cs="TH SarabunPSK"/>
+          <w:color w:val="000000" w:themeColor="text1"/>
+          <w:sz w:val="32"/>
+          <w:szCs w:val="32"/>
+        </w:rPr>
+      </w:pPr>
+      <w:r>
+        <w:rPr>
+          <w:rStyle w:val="Hyperlink"/>
+          <w:rFonts w:ascii="TH SarabunPSK" w:hAnsi="TH SarabunPSK" w:cs="TH SarabunPSK"/>
+          <w:color w:val="000000" w:themeColor="text1"/>
+          <w:sz w:val="32"/>
+          <w:szCs w:val="32"/>
+          <w:u w:val="none"/>
+        </w:rPr>
+        <w:tab/>
+      </w:r>
+      <w:proofErr w:type="spellStart"/>
+      <w:r>
+        <w:rPr>
+          <w:rStyle w:val="Hyperlink"/>
+          <w:rFonts w:ascii="TH SarabunPSK" w:hAnsi="TH SarabunPSK" w:cs="TH SarabunPSK"/>
+          <w:color w:val="000000" w:themeColor="text1"/>
+          <w:sz w:val="32"/>
+          <w:szCs w:val="32"/>
+          <w:u w:val="none"/>
+        </w:rPr>
+        <w:t>rticle</w:t>
+      </w:r>
+      <w:proofErr w:type="spellEnd"/>
+      <w:r>
+        <w:rPr>
+          <w:rStyle w:val="Hyperlink"/>
+          <w:rFonts w:ascii="TH SarabunPSK" w:hAnsi="TH SarabunPSK" w:cs="TH SarabunPSK"/>
+          <w:color w:val="000000" w:themeColor="text1"/>
+          <w:sz w:val="32"/>
+          <w:szCs w:val="32"/>
+          <w:u w:val="none"/>
+        </w:rPr>
+        <w:t xml:space="preserve">/ </w:t>
+      </w:r>
+      <w:r>
+        <w:rPr>
+          <w:rStyle w:val="Hyperlink"/>
+          <w:rFonts w:ascii="TH SarabunPSK" w:hAnsi="TH SarabunPSK" w:cs="TH SarabunPSK"/>
+          <w:color w:val="000000" w:themeColor="text1"/>
+          <w:sz w:val="32"/>
+          <w:szCs w:val="32"/>
+          <w:u w:val="none"/>
+        </w:rPr>
+        <w:t>view/251930</w:t>
+      </w:r>
+      <w:r>
+        <w:rPr>
+          <w:rFonts w:ascii="TH SarabunPSK" w:hAnsi="TH SarabunPSK" w:cs="TH SarabunPSK"/>
+          <w:color w:val="000000" w:themeColor="text1"/>
+          <w:sz w:val="32"/>
+          <w:szCs w:val="32"/>
+        </w:rPr>
+        <w:fldChar w:fldCharType="end"/>
       </w:r>
     </w:p>
     <w:p>
@@ -3624,14 +3742,6 @@
           <w:szCs w:val="32"/>
         </w:rPr>
         <w:fldChar w:fldCharType="end"/>
-      </w:r>
-      <w:r>
-        <w:rPr>
-          <w:rFonts w:ascii="TH SarabunPSK" w:hAnsi="TH SarabunPSK" w:cs="TH SarabunPSK"/>
-          <w:sz w:val="32"/>
-          <w:szCs w:val="32"/>
-        </w:rPr>
-        <w:t xml:space="preserve"> </w:t>
       </w:r>
       <w:r>
         <w:rPr>
